--- a/ClaimTrace-Design-Thinking-Searching-and-Verify.docx
+++ b/ClaimTrace-Design-Thinking-Searching-and-Verify.docx
@@ -4838,7 +4838,31 @@
     </w:p>
     <w:p>
       <w:r>
-        <w:t>introduced or established the evidence, not merely the last one to touch the file.</w:t>
+        <w:t>introduced or established the evidence, not merely the last one to touch the file. The document</w:t>
+      </w:r>
+    </w:p>
+    <w:p>
+      <w:r>
+        <w:t xml:space="preserve">itself was delivered as </w:t>
+      </w:r>
+      <w:r>
+        <w:rPr>
+          <w:b/>
+        </w:rPr>
+        <w:t>pull request #62</w:t>
+      </w:r>
+      <w:r>
+        <w:t xml:space="preserve"> (</w:t>
+      </w:r>
+      <w:r>
+        <w:rPr>
+          <w:rFonts w:ascii="Consolas" w:hAnsi="Consolas"/>
+          <w:sz w:val="19"/>
+        </w:rPr>
+        <w:t>engine/design-thinking-searching-and-verify</w:t>
+      </w:r>
+      <w:r>
+        <w:t>).</w:t>
       </w:r>
     </w:p>
     <w:tbl>

--- a/ClaimTrace-Design-Thinking-Searching-and-Verify.docx
+++ b/ClaimTrace-Design-Thinking-Searching-and-Verify.docx
@@ -859,7 +859,7 @@
               <w:rPr>
                 <w:sz w:val="20"/>
               </w:rPr>
-              <w:t>Extension</w:t>
+              <w:t>Extension (Overleaf hover)</w:t>
             </w:r>
           </w:p>
         </w:tc>
@@ -875,7 +875,40 @@
               <w:rPr>
                 <w:sz w:val="20"/>
               </w:rPr>
-              <w:t>Renders the hover card from the same payload</w:t>
+              <w:t xml:space="preserve">Renders the hover card and the audit panel from </w:t>
+            </w:r>
+            <w:r>
+              <w:rPr>
+                <w:rFonts w:ascii="Consolas" w:hAnsi="Consolas"/>
+                <w:sz w:val="19"/>
+              </w:rPr>
+              <w:t>/api/parse</w:t>
+            </w:r>
+            <w:r>
+              <w:rPr>
+                <w:sz w:val="20"/>
+              </w:rPr>
+              <w:t xml:space="preserve"> and </w:t>
+            </w:r>
+            <w:r>
+              <w:rPr>
+                <w:rFonts w:ascii="Consolas" w:hAnsi="Consolas"/>
+                <w:sz w:val="19"/>
+              </w:rPr>
+              <w:t>/api/audit</w:t>
+            </w:r>
+            <w:r>
+              <w:rPr>
+                <w:sz w:val="20"/>
+              </w:rPr>
+              <w:t xml:space="preserve">; it does not call </w:t>
+            </w:r>
+            <w:r>
+              <w:rPr>
+                <w:rFonts w:ascii="Consolas" w:hAnsi="Consolas"/>
+                <w:sz w:val="19"/>
+              </w:rPr>
+              <w:t>/api/verify</w:t>
             </w:r>
           </w:p>
         </w:tc>
@@ -891,7 +924,7 @@
               <w:rPr>
                 <w:sz w:val="20"/>
               </w:rPr>
-              <w:t>Evidence has to be in the payload, not fetched later</w:t>
+              <w:t>The card is built from local data with no request on hover — so if Verify is wired back into it, the evidence must already be in the payload</w:t>
             </w:r>
           </w:p>
         </w:tc>
